--- a/mouse_neuroplasticity_enri/enri_mouse_neuroplasticity_forecast_rank3_bayesian_20261024/results/Otchet_Bayesian_Ridge_D1-D3_RANG_PBS_LPS_2026-10-24.docx
+++ b/mouse_neuroplasticity_enri/enri_mouse_neuroplasticity_forecast_rank3_bayesian_20261024/results/Otchet_Bayesian_Ridge_D1-D3_RANG_PBS_LPS_2026-10-24.docx
@@ -55,7 +55,7 @@
       <w:r>
         <w:drawing>
           <wp:inline xmlns:a="http://schemas.openxmlformats.org/drawingml/2006/main" xmlns:pic="http://schemas.openxmlformats.org/drawingml/2006/picture">
-            <wp:extent cx="9509760" cy="2832608"/>
+            <wp:extent cx="9509760" cy="2377440"/>
             <wp:docPr id="1" name="Picture 1"/>
             <wp:cNvGraphicFramePr>
               <a:graphicFrameLocks noChangeAspect="1"/>
@@ -76,7 +76,7 @@
                   <pic:spPr>
                     <a:xfrm>
                       <a:off x="0" y="0"/>
-                      <a:ext cx="9509760" cy="2832608"/>
+                      <a:ext cx="9509760" cy="2377440"/>
                     </a:xfrm>
                     <a:prstGeom prst="rect"/>
                   </pic:spPr>
@@ -109,7 +109,7 @@
       <w:r>
         <w:drawing>
           <wp:inline xmlns:a="http://schemas.openxmlformats.org/drawingml/2006/main" xmlns:pic="http://schemas.openxmlformats.org/drawingml/2006/picture">
-            <wp:extent cx="9509760" cy="2832608"/>
+            <wp:extent cx="9509760" cy="2377440"/>
             <wp:docPr id="2" name="Picture 2"/>
             <wp:cNvGraphicFramePr>
               <a:graphicFrameLocks noChangeAspect="1"/>
@@ -130,7 +130,7 @@
                   <pic:spPr>
                     <a:xfrm>
                       <a:off x="0" y="0"/>
-                      <a:ext cx="9509760" cy="2832608"/>
+                      <a:ext cx="9509760" cy="2377440"/>
                     </a:xfrm>
                     <a:prstGeom prst="rect"/>
                   </pic:spPr>
@@ -199,7 +199,7 @@
       <w:r>
         <w:drawing>
           <wp:inline xmlns:a="http://schemas.openxmlformats.org/drawingml/2006/main" xmlns:pic="http://schemas.openxmlformats.org/drawingml/2006/picture">
-            <wp:extent cx="9509760" cy="2832608"/>
+            <wp:extent cx="9509760" cy="2377440"/>
             <wp:docPr id="3" name="Picture 3"/>
             <wp:cNvGraphicFramePr>
               <a:graphicFrameLocks noChangeAspect="1"/>
@@ -220,7 +220,7 @@
                   <pic:spPr>
                     <a:xfrm>
                       <a:off x="0" y="0"/>
-                      <a:ext cx="9509760" cy="2832608"/>
+                      <a:ext cx="9509760" cy="2377440"/>
                     </a:xfrm>
                     <a:prstGeom prst="rect"/>
                   </pic:spPr>
